--- a/docs/nusuk-tech-spec.docx
+++ b/docs/nusuk-tech-spec.docx
@@ -88,7 +88,7 @@
         <w:pStyle w:val="Heading1"/>
         <w:bidi/>
         <w:spacing w:after="160" w:before="300"/>
-        <w:jc w:val="right"/>
+        <w:jc w:val="start"/>
       </w:pPr>
       <w:r>
         <w:rPr>
@@ -132,7 +132,7 @@
         <w:pStyle w:val="Heading1"/>
         <w:bidi/>
         <w:spacing w:after="160" w:before="300"/>
-        <w:jc w:val="right"/>
+        <w:jc w:val="start"/>
       </w:pPr>
       <w:r>
         <w:rPr>
@@ -151,7 +151,7 @@
       <w:pPr>
         <w:bidi/>
         <w:spacing w:after="120" w:line="290"/>
-        <w:jc w:val="right"/>
+        <w:jc w:val="start"/>
       </w:pPr>
       <w:r>
         <w:rPr>
@@ -470,7 +470,7 @@
       <w:pPr>
         <w:bidi/>
         <w:spacing w:after="120" w:line="290"/>
-        <w:jc w:val="right"/>
+        <w:jc w:val="start"/>
       </w:pPr>
       <w:r>
         <w:rPr>
@@ -519,7 +519,7 @@
         </w:numPr>
         <w:bidi/>
         <w:spacing w:after="80" w:line="280"/>
-        <w:jc w:val="right"/>
+        <w:jc w:val="start"/>
       </w:pPr>
       <w:r>
         <w:rPr>
@@ -668,7 +668,7 @@
         </w:numPr>
         <w:bidi/>
         <w:spacing w:after="80" w:line="280"/>
-        <w:jc w:val="right"/>
+        <w:jc w:val="start"/>
       </w:pPr>
       <w:r>
         <w:rPr>
@@ -738,7 +738,7 @@
         <w:pStyle w:val="Heading1"/>
         <w:bidi/>
         <w:spacing w:after="160" w:before="300"/>
-        <w:jc w:val="right"/>
+        <w:jc w:val="start"/>
       </w:pPr>
       <w:r>
         <w:rPr>
@@ -757,7 +757,7 @@
       <w:pPr>
         <w:bidi/>
         <w:spacing w:after="120" w:line="290"/>
-        <w:jc w:val="right"/>
+        <w:jc w:val="start"/>
       </w:pPr>
       <w:r>
         <w:rPr>
@@ -881,7 +881,7 @@
           <w:p>
             <w:pPr>
               <w:bidi/>
-              <w:jc w:val="right"/>
+              <w:jc w:val="start"/>
             </w:pPr>
             <w:r>
               <w:rPr>
@@ -911,7 +911,7 @@
           <w:p>
             <w:pPr>
               <w:bidi/>
-              <w:jc w:val="right"/>
+              <w:jc w:val="start"/>
             </w:pPr>
             <w:r>
               <w:rPr>
@@ -1105,7 +1105,7 @@
           <w:p>
             <w:pPr>
               <w:bidi/>
-              <w:jc w:val="right"/>
+              <w:jc w:val="start"/>
             </w:pPr>
             <w:r>
               <w:rPr>
@@ -1135,7 +1135,7 @@
           <w:p>
             <w:pPr>
               <w:bidi/>
-              <w:jc w:val="right"/>
+              <w:jc w:val="start"/>
             </w:pPr>
             <w:r>
               <w:rPr>
@@ -1254,7 +1254,7 @@
           <w:p>
             <w:pPr>
               <w:bidi/>
-              <w:jc w:val="right"/>
+              <w:jc w:val="start"/>
             </w:pPr>
             <w:r>
               <w:rPr>
@@ -1284,7 +1284,7 @@
           <w:p>
             <w:pPr>
               <w:bidi/>
-              <w:jc w:val="right"/>
+              <w:jc w:val="start"/>
             </w:pPr>
             <w:r>
               <w:rPr>
@@ -1315,7 +1315,7 @@
           <w:p>
             <w:pPr>
               <w:bidi/>
-              <w:jc w:val="right"/>
+              <w:jc w:val="start"/>
             </w:pPr>
             <w:r>
               <w:rPr>
@@ -1345,7 +1345,7 @@
           <w:p>
             <w:pPr>
               <w:bidi/>
-              <w:jc w:val="right"/>
+              <w:jc w:val="start"/>
             </w:pPr>
             <w:r>
               <w:rPr>
@@ -1414,7 +1414,7 @@
           <w:p>
             <w:pPr>
               <w:bidi/>
-              <w:jc w:val="right"/>
+              <w:jc w:val="start"/>
             </w:pPr>
             <w:r>
               <w:rPr>
@@ -1444,7 +1444,7 @@
           <w:p>
             <w:pPr>
               <w:bidi/>
-              <w:jc w:val="right"/>
+              <w:jc w:val="start"/>
             </w:pPr>
             <w:r>
               <w:rPr>
@@ -1588,7 +1588,7 @@
           <w:p>
             <w:pPr>
               <w:bidi/>
-              <w:jc w:val="right"/>
+              <w:jc w:val="start"/>
             </w:pPr>
             <w:r>
               <w:rPr>
@@ -1618,7 +1618,7 @@
           <w:p>
             <w:pPr>
               <w:bidi/>
-              <w:jc w:val="right"/>
+              <w:jc w:val="start"/>
             </w:pPr>
             <w:r>
               <w:rPr>
@@ -1674,7 +1674,7 @@
           <w:p>
             <w:pPr>
               <w:bidi/>
-              <w:jc w:val="right"/>
+              <w:jc w:val="start"/>
             </w:pPr>
             <w:r>
               <w:rPr>
@@ -1704,7 +1704,7 @@
           <w:p>
             <w:pPr>
               <w:bidi/>
-              <w:jc w:val="right"/>
+              <w:jc w:val="start"/>
             </w:pPr>
             <w:r>
               <w:rPr>
@@ -1785,7 +1785,7 @@
           <w:p>
             <w:pPr>
               <w:bidi/>
-              <w:jc w:val="right"/>
+              <w:jc w:val="start"/>
             </w:pPr>
             <w:r>
               <w:rPr>
@@ -1815,7 +1815,7 @@
           <w:p>
             <w:pPr>
               <w:bidi/>
-              <w:jc w:val="right"/>
+              <w:jc w:val="start"/>
             </w:pPr>
             <w:r>
               <w:rPr>
@@ -1850,7 +1850,7 @@
       <w:pPr>
         <w:bidi/>
         <w:spacing w:after="120" w:line="290"/>
-        <w:jc w:val="right"/>
+        <w:jc w:val="start"/>
       </w:pPr>
       <w:r>
         <w:rPr>
@@ -1920,7 +1920,7 @@
         <w:pStyle w:val="Heading1"/>
         <w:bidi/>
         <w:spacing w:after="160" w:before="300"/>
-        <w:jc w:val="right"/>
+        <w:jc w:val="start"/>
       </w:pPr>
       <w:r>
         <w:rPr>
@@ -1944,7 +1944,7 @@
         </w:numPr>
         <w:bidi/>
         <w:spacing w:after="80" w:line="280"/>
-        <w:jc w:val="right"/>
+        <w:jc w:val="start"/>
       </w:pPr>
       <w:r>
         <w:rPr>
@@ -2056,7 +2056,7 @@
         </w:numPr>
         <w:bidi/>
         <w:spacing w:after="80" w:line="280"/>
-        <w:jc w:val="right"/>
+        <w:jc w:val="start"/>
       </w:pPr>
       <w:r>
         <w:rPr>
@@ -2143,7 +2143,7 @@
         </w:numPr>
         <w:bidi/>
         <w:spacing w:after="80" w:line="280"/>
-        <w:jc w:val="right"/>
+        <w:jc w:val="start"/>
       </w:pPr>
       <w:r>
         <w:rPr>
@@ -2280,7 +2280,7 @@
         </w:numPr>
         <w:bidi/>
         <w:spacing w:after="80" w:line="280"/>
-        <w:jc w:val="right"/>
+        <w:jc w:val="start"/>
       </w:pPr>
       <w:r>
         <w:rPr>
@@ -2379,7 +2379,7 @@
         </w:numPr>
         <w:bidi/>
         <w:spacing w:after="80" w:line="280"/>
-        <w:jc w:val="right"/>
+        <w:jc w:val="start"/>
       </w:pPr>
       <w:r>
         <w:rPr>
@@ -2449,7 +2449,7 @@
         <w:pStyle w:val="Heading1"/>
         <w:bidi/>
         <w:spacing w:after="160" w:before="300"/>
-        <w:jc w:val="right"/>
+        <w:jc w:val="start"/>
       </w:pPr>
       <w:r>
         <w:rPr>
@@ -2468,7 +2468,7 @@
       <w:pPr>
         <w:bidi/>
         <w:spacing w:after="120" w:line="290"/>
-        <w:jc w:val="right"/>
+        <w:jc w:val="start"/>
       </w:pPr>
       <w:r>
         <w:rPr>
@@ -2645,7 +2645,7 @@
           <w:p>
             <w:pPr>
               <w:bidi/>
-              <w:jc w:val="right"/>
+              <w:jc w:val="start"/>
             </w:pPr>
             <w:r>
               <w:rPr>
@@ -2675,7 +2675,7 @@
           <w:p>
             <w:pPr>
               <w:bidi/>
-              <w:jc w:val="right"/>
+              <w:jc w:val="start"/>
             </w:pPr>
             <w:r>
               <w:rPr>
@@ -2705,7 +2705,7 @@
           <w:p>
             <w:pPr>
               <w:bidi/>
-              <w:jc w:val="right"/>
+              <w:jc w:val="start"/>
             </w:pPr>
             <w:r>
               <w:rPr>
@@ -2735,7 +2735,7 @@
           <w:p>
             <w:pPr>
               <w:bidi/>
-              <w:jc w:val="right"/>
+              <w:jc w:val="start"/>
             </w:pPr>
             <w:r>
               <w:rPr>
@@ -2767,7 +2767,7 @@
           <w:p>
             <w:pPr>
               <w:bidi/>
-              <w:jc w:val="right"/>
+              <w:jc w:val="start"/>
             </w:pPr>
             <w:r>
               <w:rPr>
@@ -2797,7 +2797,7 @@
           <w:p>
             <w:pPr>
               <w:bidi/>
-              <w:jc w:val="right"/>
+              <w:jc w:val="start"/>
             </w:pPr>
             <w:r>
               <w:rPr>
@@ -2827,7 +2827,7 @@
           <w:p>
             <w:pPr>
               <w:bidi/>
-              <w:jc w:val="right"/>
+              <w:jc w:val="start"/>
             </w:pPr>
             <w:r>
               <w:rPr>
@@ -2857,7 +2857,7 @@
           <w:p>
             <w:pPr>
               <w:bidi/>
-              <w:jc w:val="right"/>
+              <w:jc w:val="start"/>
             </w:pPr>
             <w:r>
               <w:rPr>
@@ -2889,7 +2889,7 @@
           <w:p>
             <w:pPr>
               <w:bidi/>
-              <w:jc w:val="right"/>
+              <w:jc w:val="start"/>
             </w:pPr>
             <w:r>
               <w:rPr>
@@ -2919,7 +2919,7 @@
           <w:p>
             <w:pPr>
               <w:bidi/>
-              <w:jc w:val="right"/>
+              <w:jc w:val="start"/>
             </w:pPr>
             <w:r>
               <w:rPr>
@@ -2949,7 +2949,7 @@
           <w:p>
             <w:pPr>
               <w:bidi/>
-              <w:jc w:val="right"/>
+              <w:jc w:val="start"/>
             </w:pPr>
             <w:r>
               <w:rPr>
@@ -2991,7 +2991,7 @@
           <w:p>
             <w:pPr>
               <w:bidi/>
-              <w:jc w:val="right"/>
+              <w:jc w:val="start"/>
             </w:pPr>
             <w:r>
               <w:rPr>
@@ -3023,7 +3023,7 @@
           <w:p>
             <w:pPr>
               <w:bidi/>
-              <w:jc w:val="right"/>
+              <w:jc w:val="start"/>
             </w:pPr>
             <w:r>
               <w:rPr>
@@ -3053,7 +3053,7 @@
           <w:p>
             <w:pPr>
               <w:bidi/>
-              <w:jc w:val="right"/>
+              <w:jc w:val="start"/>
             </w:pPr>
             <w:r>
               <w:rPr>
@@ -3083,7 +3083,7 @@
           <w:p>
             <w:pPr>
               <w:bidi/>
-              <w:jc w:val="right"/>
+              <w:jc w:val="start"/>
             </w:pPr>
             <w:r>
               <w:rPr>
@@ -3113,7 +3113,7 @@
           <w:p>
             <w:pPr>
               <w:bidi/>
-              <w:jc w:val="right"/>
+              <w:jc w:val="start"/>
             </w:pPr>
             <w:r>
               <w:rPr>
@@ -3145,7 +3145,7 @@
           <w:p>
             <w:pPr>
               <w:bidi/>
-              <w:jc w:val="right"/>
+              <w:jc w:val="start"/>
             </w:pPr>
             <w:r>
               <w:rPr>
@@ -3175,7 +3175,7 @@
           <w:p>
             <w:pPr>
               <w:bidi/>
-              <w:jc w:val="right"/>
+              <w:jc w:val="start"/>
             </w:pPr>
             <w:r>
               <w:rPr>
@@ -3204,7 +3204,7 @@
           <w:p>
             <w:pPr>
               <w:bidi/>
-              <w:jc w:val="right"/>
+              <w:jc w:val="start"/>
             </w:pPr>
             <w:r>
               <w:rPr>
@@ -3233,7 +3233,7 @@
           <w:p>
             <w:pPr>
               <w:bidi/>
-              <w:jc w:val="right"/>
+              <w:jc w:val="start"/>
             </w:pPr>
             <w:r>
               <w:rPr>
@@ -3261,7 +3261,7 @@
         </w:numPr>
         <w:bidi/>
         <w:spacing w:after="80" w:line="280"/>
-        <w:jc w:val="right"/>
+        <w:jc w:val="start"/>
       </w:pPr>
       <w:r>
         <w:rPr>
@@ -3385,7 +3385,7 @@
         </w:numPr>
         <w:bidi/>
         <w:spacing w:after="80" w:line="280"/>
-        <w:jc w:val="right"/>
+        <w:jc w:val="start"/>
       </w:pPr>
       <w:r>
         <w:rPr>
@@ -3480,7 +3480,7 @@
         <w:pStyle w:val="Heading1"/>
         <w:bidi/>
         <w:spacing w:after="160" w:before="300"/>
-        <w:jc w:val="right"/>
+        <w:jc w:val="start"/>
       </w:pPr>
       <w:r>
         <w:rPr>
@@ -3504,7 +3504,7 @@
         </w:numPr>
         <w:bidi/>
         <w:spacing w:after="80" w:line="280"/>
-        <w:jc w:val="right"/>
+        <w:jc w:val="start"/>
       </w:pPr>
       <w:r>
         <w:rPr>
@@ -3628,7 +3628,7 @@
         </w:numPr>
         <w:bidi/>
         <w:spacing w:after="80" w:line="280"/>
-        <w:jc w:val="right"/>
+        <w:jc w:val="start"/>
       </w:pPr>
       <w:r>
         <w:rPr>
@@ -3727,7 +3727,7 @@
         </w:numPr>
         <w:bidi/>
         <w:spacing w:after="80" w:line="280"/>
-        <w:jc w:val="right"/>
+        <w:jc w:val="start"/>
       </w:pPr>
       <w:r>
         <w:rPr>
@@ -3797,7 +3797,7 @@
         <w:pStyle w:val="Heading1"/>
         <w:bidi/>
         <w:spacing w:after="160" w:before="300"/>
-        <w:jc w:val="right"/>
+        <w:jc w:val="start"/>
       </w:pPr>
       <w:r>
         <w:rPr>
@@ -3821,7 +3821,7 @@
         </w:numPr>
         <w:bidi/>
         <w:spacing w:after="80" w:line="280"/>
-        <w:jc w:val="right"/>
+        <w:jc w:val="start"/>
       </w:pPr>
       <w:r>
         <w:rPr>
@@ -3870,7 +3870,7 @@
         </w:numPr>
         <w:bidi/>
         <w:spacing w:after="80" w:line="280"/>
-        <w:jc w:val="right"/>
+        <w:jc w:val="start"/>
       </w:pPr>
       <w:r>
         <w:rPr>
@@ -3990,7 +3990,7 @@
         <w:pStyle w:val="Heading1"/>
         <w:bidi/>
         <w:spacing w:after="160" w:before="300"/>
-        <w:jc w:val="right"/>
+        <w:jc w:val="start"/>
       </w:pPr>
       <w:r>
         <w:rPr>
@@ -4009,7 +4009,7 @@
       <w:pPr>
         <w:bidi/>
         <w:spacing w:after="120" w:line="290"/>
-        <w:jc w:val="right"/>
+        <w:jc w:val="start"/>
       </w:pPr>
       <w:r>
         <w:rPr>
@@ -4108,7 +4108,7 @@
         </w:numPr>
         <w:bidi/>
         <w:spacing w:after="80" w:line="280"/>
-        <w:jc w:val="right"/>
+        <w:jc w:val="start"/>
       </w:pPr>
       <w:r>
         <w:rPr>
@@ -4232,7 +4232,7 @@
         </w:numPr>
         <w:bidi/>
         <w:spacing w:after="80" w:line="280"/>
-        <w:jc w:val="right"/>
+        <w:jc w:val="start"/>
       </w:pPr>
       <w:r>
         <w:rPr>
@@ -4331,7 +4331,7 @@
         </w:numPr>
         <w:bidi/>
         <w:spacing w:after="80" w:line="280"/>
-        <w:jc w:val="right"/>
+        <w:jc w:val="start"/>
       </w:pPr>
       <w:r>
         <w:rPr>
@@ -4380,7 +4380,7 @@
         </w:numPr>
         <w:bidi/>
         <w:spacing w:after="80" w:line="280"/>
-        <w:jc w:val="right"/>
+        <w:jc w:val="start"/>
       </w:pPr>
       <w:r>
         <w:rPr>
@@ -4504,7 +4504,7 @@
         </w:numPr>
         <w:bidi/>
         <w:spacing w:after="80" w:line="280"/>
-        <w:jc w:val="right"/>
+        <w:jc w:val="start"/>
       </w:pPr>
       <w:r>
         <w:rPr>
@@ -4599,7 +4599,7 @@
         <w:pStyle w:val="Heading1"/>
         <w:bidi/>
         <w:spacing w:after="160" w:before="300"/>
-        <w:jc w:val="right"/>
+        <w:jc w:val="start"/>
       </w:pPr>
       <w:r>
         <w:rPr>
@@ -4623,7 +4623,7 @@
         </w:numPr>
         <w:bidi/>
         <w:spacing w:after="80" w:line="280"/>
-        <w:jc w:val="right"/>
+        <w:jc w:val="start"/>
       </w:pPr>
       <w:r>
         <w:rPr>
@@ -4672,7 +4672,7 @@
         </w:numPr>
         <w:bidi/>
         <w:spacing w:after="80" w:line="280"/>
-        <w:jc w:val="right"/>
+        <w:jc w:val="start"/>
       </w:pPr>
       <w:r>
         <w:rPr>
@@ -4821,7 +4821,7 @@
         </w:numPr>
         <w:bidi/>
         <w:spacing w:after="80" w:line="280"/>
-        <w:jc w:val="right"/>
+        <w:jc w:val="start"/>
       </w:pPr>
       <w:r>
         <w:rPr>
@@ -4941,7 +4941,7 @@
         <w:pStyle w:val="Heading1"/>
         <w:bidi/>
         <w:spacing w:after="160" w:before="300"/>
-        <w:jc w:val="right"/>
+        <w:jc w:val="start"/>
       </w:pPr>
       <w:r>
         <w:rPr>
@@ -4965,7 +4965,7 @@
         </w:numPr>
         <w:bidi/>
         <w:spacing w:after="80" w:line="280"/>
-        <w:jc w:val="right"/>
+        <w:jc w:val="start"/>
       </w:pPr>
       <w:r>
         <w:rPr>
@@ -5089,7 +5089,7 @@
         </w:numPr>
         <w:bidi/>
         <w:spacing w:after="80" w:line="280"/>
-        <w:jc w:val="right"/>
+        <w:jc w:val="start"/>
       </w:pPr>
       <w:r>
         <w:rPr>
@@ -5188,7 +5188,7 @@
         </w:numPr>
         <w:bidi/>
         <w:spacing w:after="80" w:line="280"/>
-        <w:jc w:val="right"/>
+        <w:jc w:val="start"/>
       </w:pPr>
       <w:r>
         <w:rPr>
@@ -5258,7 +5258,7 @@
         <w:pStyle w:val="Heading1"/>
         <w:bidi/>
         <w:spacing w:after="160" w:before="300"/>
-        <w:jc w:val="right"/>
+        <w:jc w:val="start"/>
       </w:pPr>
       <w:r>
         <w:rPr>
@@ -5346,7 +5346,7 @@
           <w:p>
             <w:pPr>
               <w:bidi/>
-              <w:jc w:val="right"/>
+              <w:jc w:val="start"/>
             </w:pPr>
             <w:r>
               <w:rPr>
@@ -5388,7 +5388,7 @@
           <w:p>
             <w:pPr>
               <w:bidi/>
-              <w:jc w:val="right"/>
+              <w:jc w:val="start"/>
             </w:pPr>
             <w:r>
               <w:rPr>
@@ -5417,7 +5417,7 @@
           <w:p>
             <w:pPr>
               <w:bidi/>
-              <w:jc w:val="right"/>
+              <w:jc w:val="start"/>
             </w:pPr>
             <w:r>
               <w:rPr>
@@ -5448,7 +5448,7 @@
           <w:p>
             <w:pPr>
               <w:bidi/>
-              <w:jc w:val="right"/>
+              <w:jc w:val="start"/>
             </w:pPr>
             <w:r>
               <w:rPr>
@@ -5477,7 +5477,7 @@
           <w:p>
             <w:pPr>
               <w:bidi/>
-              <w:jc w:val="right"/>
+              <w:jc w:val="start"/>
             </w:pPr>
             <w:r>
               <w:rPr>
@@ -5519,7 +5519,7 @@
           <w:p>
             <w:pPr>
               <w:bidi/>
-              <w:jc w:val="right"/>
+              <w:jc w:val="start"/>
             </w:pPr>
             <w:r>
               <w:rPr>
@@ -5575,7 +5575,7 @@
           <w:p>
             <w:pPr>
               <w:bidi/>
-              <w:jc w:val="right"/>
+              <w:jc w:val="start"/>
             </w:pPr>
             <w:r>
               <w:rPr>
@@ -5617,7 +5617,7 @@
           <w:p>
             <w:pPr>
               <w:bidi/>
-              <w:jc w:val="right"/>
+              <w:jc w:val="start"/>
             </w:pPr>
             <w:r>
               <w:rPr>
@@ -5646,7 +5646,7 @@
           <w:p>
             <w:pPr>
               <w:bidi/>
-              <w:jc w:val="right"/>
+              <w:jc w:val="start"/>
             </w:pPr>
             <w:r>
               <w:rPr>
@@ -5690,7 +5690,7 @@
           <w:p>
             <w:pPr>
               <w:bidi/>
-              <w:jc w:val="right"/>
+              <w:jc w:val="start"/>
             </w:pPr>
             <w:r>
               <w:rPr>
@@ -5719,7 +5719,7 @@
           <w:p>
             <w:pPr>
               <w:bidi/>
-              <w:jc w:val="right"/>
+              <w:jc w:val="start"/>
             </w:pPr>
             <w:r>
               <w:rPr>
@@ -5774,7 +5774,7 @@
           <w:p>
             <w:pPr>
               <w:bidi/>
-              <w:jc w:val="right"/>
+              <w:jc w:val="start"/>
             </w:pPr>
             <w:r>
               <w:rPr>
@@ -5821,7 +5821,7 @@
       <w:pPr>
         <w:bidi/>
         <w:spacing w:after="260" w:line="290"/>
-        <w:jc w:val="right"/>
+        <w:jc w:val="start"/>
       </w:pPr>
       <w:r>
         <w:rPr>
@@ -6084,7 +6084,7 @@
       <w:start w:val="1"/>
       <w:numFmt w:val="bullet"/>
       <w:lvlText w:val="•"/>
-      <w:lvlJc w:val="right"/>
+      <w:lvlJc w:val="start"/>
       <w:pPr>
         <w:ind w:left="340" w:hanging="190"/>
       </w:pPr>
